--- a/docs/הגשה סופית/2 - מסמך ארכיטקטורת תוכנה - Runi.docx
+++ b/docs/הגשה סופית/2 - מסמך ארכיטקטורת תוכנה - Runi.docx
@@ -1765,7 +1765,7 @@
           <w:szCs w:val="27"/>
         </w:rPr>
       </w:pPr>
-      <w:bookmarkStart w:id="2" w:name="_Toc239273208"/>
+      <w:bookmarkStart w:id="0" w:name="_Toc239273208"/>
       <w:r>
         <w:rPr>
           <w:rFonts w:hint="cs"/>
@@ -1775,7 +1775,7 @@
         <w:lastRenderedPageBreak/>
         <w:t>עקרונות ארכ' מוצר</w:t>
       </w:r>
-      <w:bookmarkEnd w:id="2"/>
+      <w:bookmarkEnd w:id="0"/>
       <w:r>
         <w:rPr>
           <w:rFonts w:hint="cs"/>
@@ -1897,7 +1897,7 @@
         <w:pStyle w:val="Heading2"/>
         <w:spacing w:before="240" w:after="120"/>
       </w:pPr>
-      <w:bookmarkStart w:id="3" w:name="_Toc239273209"/>
+      <w:bookmarkStart w:id="1" w:name="_Toc239273209"/>
       <w:r>
         <w:rPr>
           <w:sz w:val="23"/>
@@ -1905,7 +1905,7 @@
         </w:rPr>
         <w:t>רכיבי המערכת</w:t>
       </w:r>
-      <w:bookmarkEnd w:id="3"/>
+      <w:bookmarkEnd w:id="1"/>
     </w:p>
     <w:p>
       <w:pPr>
@@ -2529,7 +2529,7 @@
           <w:szCs w:val="21"/>
         </w:rPr>
       </w:pPr>
-      <w:bookmarkStart w:id="4" w:name="_Toc239273210"/>
+      <w:bookmarkStart w:id="2" w:name="_Toc239273210"/>
       <w:r>
         <w:rPr>
           <w:sz w:val="27"/>
@@ -2554,7 +2554,7 @@
         </w:rPr>
         <w:t>הישויות מקובצות לפי שלושה נושאים</w:t>
       </w:r>
-      <w:bookmarkEnd w:id="4"/>
+      <w:bookmarkEnd w:id="2"/>
     </w:p>
     <w:p>
       <w:pPr>
@@ -2612,7 +2612,7 @@
         <w:pStyle w:val="Heading2"/>
         <w:spacing w:before="240" w:after="120"/>
       </w:pPr>
-      <w:bookmarkStart w:id="5" w:name="_Toc239273211"/>
+      <w:bookmarkStart w:id="3" w:name="_Toc239273211"/>
       <w:r>
         <w:rPr>
           <w:sz w:val="23"/>
@@ -2620,7 +2620,7 @@
         </w:rPr>
         <w:t>עקרונות עבודה בטבלאות</w:t>
       </w:r>
-      <w:bookmarkEnd w:id="5"/>
+      <w:bookmarkEnd w:id="3"/>
     </w:p>
     <w:p>
       <w:pPr>
@@ -2631,7 +2631,7 @@
           <w:b/>
           <w:bCs/>
         </w:rPr>
-        <w:t xml:space="preserve">1. עמודות נגזרות על activities.</w:t>
+        <w:t>1. עמודות נגזרות על activities.</w:t>
       </w:r>
       <w:r>
         <w:rPr>
@@ -2649,10 +2649,9 @@
           <w:b/>
           <w:bCs/>
         </w:rPr>
-        <w:t xml:space="preserve">2. מי קבע את האימון.</w:t>
-      </w:r>
-      <w:r>
-        <w:rPr/>
+        <w:t>2. מי קבע את האימון.</w:t>
+      </w:r>
+      <w:r>
         <w:t xml:space="preserve"> לכל אימון יש origin — המנוע רשאי לשנות מה שהוא בנה, לא החלטה של מאמן.</w:t>
       </w:r>
     </w:p>
@@ -2665,10 +2664,9 @@
           <w:b/>
           <w:bCs/>
         </w:rPr>
-        <w:t xml:space="preserve">3. מחזור על שורת הקשר, ותוכנית שזוכרת את מקורה.</w:t>
-      </w:r>
-      <w:r>
-        <w:rPr/>
+        <w:t>3. מחזור על שורת הקשר, ותוכנית שזוכרת את מקורה.</w:t>
+      </w:r>
+      <w:r>
         <w:t xml:space="preserve"> השיוך למחזור הוא עמודה על coach_athletes, ולתוכנית שנבנתה ממחזור יש cycle_id — כך סגירת מחזור נוגעת רק במה שנבנה ממנו.</w:t>
       </w:r>
     </w:p>
@@ -2677,8 +2675,7 @@
         <w:spacing w:after="140" w:line="300" w:lineRule="auto"/>
       </w:pPr>
       <w:r>
-        <w:rPr/>
-        <w:t xml:space="preserve">מה עמד מאחורי כל אחת מההחלטות, ומה קרה לפני שהתקבלו — מסמך תכנון טכני, §3.</w:t>
+        <w:t>מה עמד מאחורי כל אחת מההחלטות, ומה קרה לפני שהתקבלו — מסמך תכנון טכני, סעיף 3.</w:t>
       </w:r>
     </w:p>
     <w:tbl>
@@ -3368,7 +3365,6 @@
                 <w:szCs w:val="19"/>
                 <w:rtl w:val="0"/>
               </w:rPr>
-              <w:lastRenderedPageBreak/>
               <w:t>coach_athletes</w:t>
             </w:r>
           </w:p>
@@ -3531,6 +3527,7 @@
                 <w:szCs w:val="19"/>
                 <w:rtl w:val="0"/>
               </w:rPr>
+              <w:lastRenderedPageBreak/>
               <w:t>coach_preferences</w:t>
             </w:r>
           </w:p>
@@ -3630,7 +3627,7 @@
         <w:pageBreakBefore/>
         <w:spacing w:before="320" w:after="120"/>
       </w:pPr>
-      <w:bookmarkStart w:id="6" w:name="_Toc239273212"/>
+      <w:bookmarkStart w:id="4" w:name="_Toc239273212"/>
       <w:r>
         <w:rPr>
           <w:sz w:val="27"/>
@@ -3639,14 +3636,14 @@
         <w:lastRenderedPageBreak/>
         <w:t>3. עמודי האפליקציה</w:t>
       </w:r>
-      <w:bookmarkEnd w:id="6"/>
+      <w:bookmarkEnd w:id="4"/>
     </w:p>
     <w:p>
       <w:pPr>
         <w:pStyle w:val="Heading2"/>
         <w:spacing w:before="240" w:after="120"/>
       </w:pPr>
-      <w:bookmarkStart w:id="7" w:name="_Toc239273213"/>
+      <w:bookmarkStart w:id="5" w:name="_Toc239273213"/>
       <w:r>
         <w:rPr>
           <w:b/>
@@ -3656,7 +3653,7 @@
         </w:rPr>
         <w:t>אתלט</w:t>
       </w:r>
-      <w:bookmarkEnd w:id="7"/>
+      <w:bookmarkEnd w:id="5"/>
     </w:p>
     <w:tbl>
       <w:tblPr>
@@ -4082,7 +4079,7 @@
         <w:pStyle w:val="Heading2"/>
         <w:spacing w:before="240" w:after="120"/>
       </w:pPr>
-      <w:bookmarkStart w:id="8" w:name="_Toc239273214"/>
+      <w:bookmarkStart w:id="6" w:name="_Toc239273214"/>
       <w:r>
         <w:rPr>
           <w:b/>
@@ -4092,7 +4089,7 @@
         </w:rPr>
         <w:t>מאמן</w:t>
       </w:r>
-      <w:bookmarkEnd w:id="8"/>
+      <w:bookmarkEnd w:id="6"/>
     </w:p>
     <w:tbl>
       <w:tblPr>
@@ -4567,7 +4564,7 @@
         <w:pageBreakBefore/>
         <w:spacing w:before="320" w:after="120"/>
       </w:pPr>
-      <w:bookmarkStart w:id="9" w:name="_Toc239273215"/>
+      <w:bookmarkStart w:id="7" w:name="_Toc239273215"/>
       <w:r>
         <w:rPr>
           <w:sz w:val="27"/>
@@ -4576,7 +4573,7 @@
         <w:lastRenderedPageBreak/>
         <w:t>4. נקודות הקצה</w:t>
       </w:r>
-      <w:bookmarkEnd w:id="9"/>
+      <w:bookmarkEnd w:id="7"/>
     </w:p>
     <w:p>
       <w:pPr>
@@ -4591,7 +4588,7 @@
         <w:pStyle w:val="Heading2"/>
         <w:spacing w:before="240" w:after="120"/>
       </w:pPr>
-      <w:bookmarkStart w:id="10" w:name="_Toc239273216"/>
+      <w:bookmarkStart w:id="8" w:name="_Toc239273216"/>
       <w:r>
         <w:rPr>
           <w:sz w:val="23"/>
@@ -4599,7 +4596,7 @@
         </w:rPr>
         <w:t>Route Handlers — רק למה שמגיע מבחוץ</w:t>
       </w:r>
-      <w:bookmarkEnd w:id="10"/>
+      <w:bookmarkEnd w:id="8"/>
     </w:p>
     <w:p>
       <w:pPr>
@@ -4982,7 +4979,7 @@
         <w:pStyle w:val="Heading2"/>
         <w:spacing w:before="240" w:after="120"/>
       </w:pPr>
-      <w:bookmarkStart w:id="11" w:name="_Toc239273217"/>
+      <w:bookmarkStart w:id="9" w:name="_Toc239273217"/>
       <w:r>
         <w:rPr>
           <w:sz w:val="23"/>
@@ -4990,7 +4987,7 @@
         </w:rPr>
         <w:t>Server Actions — כל השאר</w:t>
       </w:r>
-      <w:bookmarkEnd w:id="11"/>
+      <w:bookmarkEnd w:id="9"/>
     </w:p>
     <w:tbl>
       <w:tblPr>
@@ -6713,7 +6710,7 @@
         <w:pStyle w:val="Heading1"/>
         <w:spacing w:before="320" w:after="120"/>
       </w:pPr>
-      <w:bookmarkStart w:id="12" w:name="_Toc239273218"/>
+      <w:bookmarkStart w:id="10" w:name="_Toc239273218"/>
       <w:r>
         <w:rPr>
           <w:sz w:val="27"/>
@@ -6722,7 +6719,7 @@
         <w:lastRenderedPageBreak/>
         <w:t>5. זרימת המידע</w:t>
       </w:r>
-      <w:bookmarkEnd w:id="12"/>
+      <w:bookmarkEnd w:id="10"/>
     </w:p>
     <w:p>
       <w:pPr>
@@ -6737,7 +6734,15 @@
         <w:spacing w:after="140" w:line="300" w:lineRule="auto"/>
       </w:pPr>
       <w:r>
-        <w:t xml:space="preserve">נתונים נכנסים במשיכה (pull), לא בדחיפה (push) — Runi שואל את </w:t>
+        <w:t xml:space="preserve">נתונים נכנסים במשיכה (pull), לא בדחיפה (push) — </w:t>
+      </w:r>
+      <w:proofErr w:type="spellStart"/>
+      <w:r>
+        <w:t>Runi</w:t>
+      </w:r>
+      <w:proofErr w:type="spellEnd"/>
+      <w:r>
+        <w:t xml:space="preserve"> שואל את </w:t>
       </w:r>
       <w:proofErr w:type="spellStart"/>
       <w:r>
@@ -6798,7 +6803,7 @@
         <w:pStyle w:val="Heading2"/>
         <w:spacing w:before="240" w:after="120"/>
       </w:pPr>
-      <w:bookmarkStart w:id="13" w:name="_Toc239273219"/>
+      <w:bookmarkStart w:id="11" w:name="_Toc239273219"/>
       <w:r>
         <w:rPr>
           <w:sz w:val="23"/>
@@ -6806,7 +6811,95 @@
         </w:rPr>
         <w:t>מסך שנטען</w:t>
       </w:r>
-      <w:bookmarkEnd w:id="13"/>
+      <w:bookmarkEnd w:id="11"/>
+    </w:p>
+    <w:p>
+      <w:pPr>
+        <w:keepNext/>
+        <w:spacing w:before="120" w:after="200"/>
+        <w:jc w:val="center"/>
+      </w:pPr>
+      <w:r>
+        <w:rPr>
+          <w:noProof/>
+        </w:rPr>
+        <w:drawing>
+          <wp:inline distT="0" distB="0" distL="0" distR="0" wp14:anchorId="41E486CD" wp14:editId="77143B5D">
+            <wp:extent cx="5760720" cy="1374891"/>
+            <wp:effectExtent l="0" t="0" r="0" b="0"/>
+            <wp:docPr id="102" name="Picture 102"/>
+            <wp:cNvGraphicFramePr>
+              <a:graphicFrameLocks xmlns:a="http://schemas.openxmlformats.org/drawingml/2006/main" noChangeAspect="1"/>
+            </wp:cNvGraphicFramePr>
+            <a:graphic xmlns:a="http://schemas.openxmlformats.org/drawingml/2006/main">
+              <a:graphicData uri="http://schemas.openxmlformats.org/drawingml/2006/picture">
+                <pic:pic xmlns:pic="http://schemas.openxmlformats.org/drawingml/2006/picture">
+                  <pic:nvPicPr>
+                    <pic:cNvPr id="102" name="Picture 102"/>
+                    <pic:cNvPicPr/>
+                  </pic:nvPicPr>
+                  <pic:blipFill>
+                    <a:blip r:embed="rId8"/>
+                    <a:stretch>
+                      <a:fillRect/>
+                    </a:stretch>
+                  </pic:blipFill>
+                  <pic:spPr>
+                    <a:xfrm>
+                      <a:off x="0" y="0"/>
+                      <a:ext cx="5760720" cy="1374891"/>
+                    </a:xfrm>
+                    <a:prstGeom prst="rect">
+                      <a:avLst/>
+                    </a:prstGeom>
+                  </pic:spPr>
+                </pic:pic>
+              </a:graphicData>
+            </a:graphic>
+          </wp:inline>
+        </w:drawing>
+      </w:r>
+    </w:p>
+    <w:p>
+      <w:pPr>
+        <w:spacing w:after="140" w:line="300" w:lineRule="auto"/>
+      </w:pPr>
+      <w:r>
+        <w:t xml:space="preserve">העמוד נשלף בשרת, נבנה שם, ומגיע לדפדפן מוכן. </w:t>
+      </w:r>
+      <w:r>
+        <w:rPr>
+          <w:b/>
+          <w:bCs/>
+        </w:rPr>
+        <w:t>הדפדפן לא מדבר עם המסד ישירות</w:t>
+      </w:r>
+      <w:r>
+        <w:t xml:space="preserve"> — אין שאילתה בקוד הלקוח, ואין מפתח בדפדפן שמאפשר יותר ממה שהמשתמש רשאי.</w:t>
+      </w:r>
+    </w:p>
+    <w:p>
+      <w:pPr>
+        <w:pStyle w:val="Heading2"/>
+        <w:spacing w:before="240" w:after="120"/>
+      </w:pPr>
+      <w:bookmarkStart w:id="12" w:name="_Toc239273220"/>
+      <w:r>
+        <w:rPr>
+          <w:sz w:val="23"/>
+          <w:szCs w:val="23"/>
+        </w:rPr>
+        <w:t>נתוני אימון נכנסים</w:t>
+      </w:r>
+      <w:bookmarkEnd w:id="12"/>
+    </w:p>
+    <w:p>
+      <w:pPr>
+        <w:spacing w:after="140" w:line="300" w:lineRule="auto"/>
+      </w:pPr>
+      <w:r>
+        <w:t>המערכת מיועדת לריבוי מקורות: Garmin (באישור מול Garmin Connect כרגע) ו-Apple Health (בפיתוח), ובעתיד גם Polar, Coros ו-Suunto — כולם יסתנכרנו ישירות עם האפליקציה כשהחיבורים יושלמו. בשלב הנוכחי, ועד שזה קורה, intervals.icu הוא שכבת-הביניים המרכזית: הוא כבר מסונכרן מאחורי הקלעים עם רוב שעוני הריצה בשוק, כך שהאפליקציה מדברת כיום רק עם ספק אחד. כשמקור יתחבר ישירות, ייתכנו התאמות נקודתיות בייבוא עבורו.</w:t>
+      </w:r>
     </w:p>
     <w:tbl>
       <w:tblPr>
@@ -6936,7 +7029,7 @@
                 <w:sz w:val="19"/>
                 <w:szCs w:val="19"/>
               </w:rPr>
-              <w:t>דפדפן מבקש עמוד</w:t>
+              <w:t>משימה יומית אוטומטית ב-03:00 (ללא כל פעולה מצד המשתמש), או לחיצה ידנית על "סנכרן עכשיו"</w:t>
             </w:r>
           </w:p>
         </w:tc>
@@ -6964,6 +7057,7 @@
                 <w:sz w:val="19"/>
                 <w:szCs w:val="19"/>
               </w:rPr>
+              <w:lastRenderedPageBreak/>
               <w:t>2</w:t>
             </w:r>
           </w:p>
@@ -6987,7 +7081,7 @@
                 <w:sz w:val="19"/>
                 <w:szCs w:val="19"/>
               </w:rPr>
-              <w:t>Server Component בצד השרת קורא Server Action</w:t>
+              <w:t>importFromIcu — ריצות + שינה/דופק/HRV, חלון 400 יום</w:t>
             </w:r>
           </w:p>
         </w:tc>
@@ -7038,7 +7132,7 @@
                 <w:sz w:val="19"/>
                 <w:szCs w:val="19"/>
               </w:rPr>
-              <w:t>Supabase Postgres — RLS מסנן כל שורה לפי המשתמש</w:t>
+              <w:t>processStreams — מוריד מקטעים, גוזר שיאים, צורת קצב וסחיפה</w:t>
             </w:r>
           </w:p>
         </w:tc>
@@ -7089,131 +7183,7 @@
                 <w:sz w:val="19"/>
                 <w:szCs w:val="19"/>
               </w:rPr>
-              <w:t>העמוד חוזר לדפדפן מוכן ומלא</w:t>
-            </w:r>
-          </w:p>
-        </w:tc>
-      </w:tr>
-    </w:tbl>
-    <w:p>
-      <w:pPr>
-        <w:spacing w:after="140" w:line="300" w:lineRule="auto"/>
-      </w:pPr>
-      <w:r>
-        <w:t xml:space="preserve">העמוד נשלף בשרת, נבנה שם, ומגיע לדפדפן מוכן. </w:t>
-      </w:r>
-      <w:r>
-        <w:rPr>
-          <w:b/>
-          <w:bCs/>
-        </w:rPr>
-        <w:t>הדפדפן לא מדבר עם המסד ישירות</w:t>
-      </w:r>
-      <w:r>
-        <w:t xml:space="preserve"> — אין שאילתה בקוד הלקוח, ואין מפתח בדפדפן שמאפשר יותר ממה שהמשתמש רשאי.</w:t>
-      </w:r>
-    </w:p>
-    <w:p>
-      <w:pPr>
-        <w:pStyle w:val="Heading2"/>
-        <w:spacing w:before="240" w:after="120"/>
-      </w:pPr>
-      <w:bookmarkStart w:id="14" w:name="_Toc239273220"/>
-      <w:r>
-        <w:rPr>
-          <w:sz w:val="23"/>
-          <w:szCs w:val="23"/>
-        </w:rPr>
-        <w:t>נתוני אימון נכנסים</w:t>
-      </w:r>
-      <w:bookmarkEnd w:id="14"/>
-    </w:p>
-    <w:p>
-      <w:pPr>
-        <w:spacing w:after="140" w:line="300" w:lineRule="auto"/>
-      </w:pPr>
-      <w:r>
-        <w:t>המערכת מיועדת לריבוי מקורות: Garmin (באישור מול Garmin Connect כרגע) ו-Apple Health (בפיתוח), ובעתיד גם Polar, Coros ו-Suunto — כולם יסתנכרנו ישירות עם האפליקציה כשהחיבורים יושלמו. בשלב הנוכחי, ועד שזה קורה, intervals.icu הוא שכבת-הביניים המרכזית: הוא כבר מסונכרן מאחורי הקלעים עם רוב שעוני הריצה בשוק, כך שהאפליקציה מדברת כיום רק עם ספק אחד. כשמקור יתחבר ישירות, ייתכנו התאמות נקודתיות בייבוא עבורו.</w:t>
-      </w:r>
-    </w:p>
-    <w:tbl>
-      <w:tblPr>
-        <w:bidiVisual/>
-        <w:tblW w:w="9360" w:type="dxa"/>
-        <w:tblBorders>
-          <w:top w:val="single" w:sz="4" w:space="0" w:color="000000"/>
-          <w:left w:val="single" w:sz="4" w:space="0" w:color="000000"/>
-          <w:bottom w:val="single" w:sz="4" w:space="0" w:color="000000"/>
-          <w:right w:val="single" w:sz="4" w:space="0" w:color="000000"/>
-          <w:insideH w:val="single" w:sz="4" w:space="0" w:color="000000"/>
-          <w:insideV w:val="single" w:sz="4" w:space="0" w:color="000000"/>
-        </w:tblBorders>
-        <w:tblCellMar>
-          <w:left w:w="10" w:type="dxa"/>
-          <w:right w:w="10" w:type="dxa"/>
-        </w:tblCellMar>
-        <w:tblLook w:val="04A0" w:firstRow="1" w:lastRow="0" w:firstColumn="1" w:lastColumn="0" w:noHBand="0" w:noVBand="1"/>
-      </w:tblPr>
-      <w:tblGrid>
-        <w:gridCol w:w="1200"/>
-        <w:gridCol w:w="8160"/>
-      </w:tblGrid>
-      <w:tr>
-        <w:trPr>
-          <w:cantSplit/>
-          <w:tblHeader/>
-        </w:trPr>
-        <w:tc>
-          <w:tcPr>
-            <w:tcW w:w="1200" w:type="dxa"/>
-            <w:shd w:val="clear" w:color="auto" w:fill="D9D9D9"/>
-            <w:tcMar>
-              <w:top w:w="90" w:type="dxa"/>
-              <w:left w:w="120" w:type="dxa"/>
-              <w:bottom w:w="90" w:type="dxa"/>
-              <w:right w:w="120" w:type="dxa"/>
-            </w:tcMar>
-          </w:tcPr>
-          <w:p>
-            <w:pPr>
-              <w:spacing w:line="260" w:lineRule="auto"/>
-            </w:pPr>
-            <w:r>
-              <w:rPr>
-                <w:b/>
-                <w:bCs/>
-                <w:color w:val="000000"/>
-                <w:sz w:val="19"/>
-                <w:szCs w:val="19"/>
-              </w:rPr>
-              <w:t>שלב</w:t>
-            </w:r>
-          </w:p>
-        </w:tc>
-        <w:tc>
-          <w:tcPr>
-            <w:tcW w:w="8160" w:type="dxa"/>
-            <w:shd w:val="clear" w:color="auto" w:fill="D9D9D9"/>
-            <w:tcMar>
-              <w:top w:w="90" w:type="dxa"/>
-              <w:left w:w="120" w:type="dxa"/>
-              <w:bottom w:w="90" w:type="dxa"/>
-              <w:right w:w="120" w:type="dxa"/>
-            </w:tcMar>
-          </w:tcPr>
-          <w:p>
-            <w:pPr>
-              <w:spacing w:line="260" w:lineRule="auto"/>
-            </w:pPr>
-            <w:r>
-              <w:rPr>
-                <w:b/>
-                <w:bCs/>
-                <w:color w:val="000000"/>
-                <w:sz w:val="19"/>
-                <w:szCs w:val="19"/>
-              </w:rPr>
-              <w:t>מה קורה</w:t>
+              <w:t>recomputeForUser — כושר, עייפות, טריות, יחס עומס, ציון והסבר</w:t>
             </w:r>
           </w:p>
         </w:tc>
@@ -7241,211 +7211,6 @@
                 <w:sz w:val="19"/>
                 <w:szCs w:val="19"/>
               </w:rPr>
-              <w:t>1</w:t>
-            </w:r>
-          </w:p>
-        </w:tc>
-        <w:tc>
-          <w:tcPr>
-            <w:tcW w:w="8160" w:type="dxa"/>
-            <w:tcMar>
-              <w:top w:w="90" w:type="dxa"/>
-              <w:left w:w="120" w:type="dxa"/>
-              <w:bottom w:w="90" w:type="dxa"/>
-              <w:right w:w="120" w:type="dxa"/>
-            </w:tcMar>
-          </w:tcPr>
-          <w:p>
-            <w:pPr>
-              <w:spacing w:line="260" w:lineRule="auto"/>
-            </w:pPr>
-            <w:r>
-              <w:rPr>
-                <w:sz w:val="19"/>
-                <w:szCs w:val="19"/>
-              </w:rPr>
-              <w:t>משימה יומית אוטומטית ב-03:00 (ללא כל פעולה מצד המשתמש), או לחיצה ידנית על "סנכרן עכשיו"</w:t>
-            </w:r>
-          </w:p>
-        </w:tc>
-      </w:tr>
-      <w:tr>
-        <w:trPr>
-          <w:cantSplit/>
-        </w:trPr>
-        <w:tc>
-          <w:tcPr>
-            <w:tcW w:w="1200" w:type="dxa"/>
-            <w:tcMar>
-              <w:top w:w="90" w:type="dxa"/>
-              <w:left w:w="120" w:type="dxa"/>
-              <w:bottom w:w="90" w:type="dxa"/>
-              <w:right w:w="120" w:type="dxa"/>
-            </w:tcMar>
-          </w:tcPr>
-          <w:p>
-            <w:pPr>
-              <w:spacing w:line="260" w:lineRule="auto"/>
-            </w:pPr>
-            <w:r>
-              <w:rPr>
-                <w:sz w:val="19"/>
-                <w:szCs w:val="19"/>
-              </w:rPr>
-              <w:lastRenderedPageBreak/>
-              <w:t>2</w:t>
-            </w:r>
-          </w:p>
-        </w:tc>
-        <w:tc>
-          <w:tcPr>
-            <w:tcW w:w="8160" w:type="dxa"/>
-            <w:tcMar>
-              <w:top w:w="90" w:type="dxa"/>
-              <w:left w:w="120" w:type="dxa"/>
-              <w:bottom w:w="90" w:type="dxa"/>
-              <w:right w:w="120" w:type="dxa"/>
-            </w:tcMar>
-          </w:tcPr>
-          <w:p>
-            <w:pPr>
-              <w:spacing w:line="260" w:lineRule="auto"/>
-            </w:pPr>
-            <w:r>
-              <w:rPr>
-                <w:sz w:val="19"/>
-                <w:szCs w:val="19"/>
-              </w:rPr>
-              <w:t>importFromIcu — ריצות + שינה/דופק/HRV, חלון 400 יום</w:t>
-            </w:r>
-          </w:p>
-        </w:tc>
-      </w:tr>
-      <w:tr>
-        <w:trPr>
-          <w:cantSplit/>
-        </w:trPr>
-        <w:tc>
-          <w:tcPr>
-            <w:tcW w:w="1200" w:type="dxa"/>
-            <w:tcMar>
-              <w:top w:w="90" w:type="dxa"/>
-              <w:left w:w="120" w:type="dxa"/>
-              <w:bottom w:w="90" w:type="dxa"/>
-              <w:right w:w="120" w:type="dxa"/>
-            </w:tcMar>
-          </w:tcPr>
-          <w:p>
-            <w:pPr>
-              <w:spacing w:line="260" w:lineRule="auto"/>
-            </w:pPr>
-            <w:r>
-              <w:rPr>
-                <w:sz w:val="19"/>
-                <w:szCs w:val="19"/>
-              </w:rPr>
-              <w:t>3</w:t>
-            </w:r>
-          </w:p>
-        </w:tc>
-        <w:tc>
-          <w:tcPr>
-            <w:tcW w:w="8160" w:type="dxa"/>
-            <w:tcMar>
-              <w:top w:w="90" w:type="dxa"/>
-              <w:left w:w="120" w:type="dxa"/>
-              <w:bottom w:w="90" w:type="dxa"/>
-              <w:right w:w="120" w:type="dxa"/>
-            </w:tcMar>
-          </w:tcPr>
-          <w:p>
-            <w:pPr>
-              <w:spacing w:line="260" w:lineRule="auto"/>
-            </w:pPr>
-            <w:r>
-              <w:rPr>
-                <w:sz w:val="19"/>
-                <w:szCs w:val="19"/>
-              </w:rPr>
-              <w:t>processStreams — מוריד מקטעים, גוזר שיאים, צורת קצב וסחיפה</w:t>
-            </w:r>
-          </w:p>
-        </w:tc>
-      </w:tr>
-      <w:tr>
-        <w:trPr>
-          <w:cantSplit/>
-        </w:trPr>
-        <w:tc>
-          <w:tcPr>
-            <w:tcW w:w="1200" w:type="dxa"/>
-            <w:tcMar>
-              <w:top w:w="90" w:type="dxa"/>
-              <w:left w:w="120" w:type="dxa"/>
-              <w:bottom w:w="90" w:type="dxa"/>
-              <w:right w:w="120" w:type="dxa"/>
-            </w:tcMar>
-          </w:tcPr>
-          <w:p>
-            <w:pPr>
-              <w:spacing w:line="260" w:lineRule="auto"/>
-            </w:pPr>
-            <w:r>
-              <w:rPr>
-                <w:sz w:val="19"/>
-                <w:szCs w:val="19"/>
-              </w:rPr>
-              <w:t>4</w:t>
-            </w:r>
-          </w:p>
-        </w:tc>
-        <w:tc>
-          <w:tcPr>
-            <w:tcW w:w="8160" w:type="dxa"/>
-            <w:tcMar>
-              <w:top w:w="90" w:type="dxa"/>
-              <w:left w:w="120" w:type="dxa"/>
-              <w:bottom w:w="90" w:type="dxa"/>
-              <w:right w:w="120" w:type="dxa"/>
-            </w:tcMar>
-          </w:tcPr>
-          <w:p>
-            <w:pPr>
-              <w:spacing w:line="260" w:lineRule="auto"/>
-            </w:pPr>
-            <w:r>
-              <w:rPr>
-                <w:sz w:val="19"/>
-                <w:szCs w:val="19"/>
-              </w:rPr>
-              <w:t>recomputeForUser — כושר, עייפות, טריות, יחס עומס, ציון והסבר</w:t>
-            </w:r>
-          </w:p>
-        </w:tc>
-      </w:tr>
-      <w:tr>
-        <w:trPr>
-          <w:cantSplit/>
-        </w:trPr>
-        <w:tc>
-          <w:tcPr>
-            <w:tcW w:w="1200" w:type="dxa"/>
-            <w:tcMar>
-              <w:top w:w="90" w:type="dxa"/>
-              <w:left w:w="120" w:type="dxa"/>
-              <w:bottom w:w="90" w:type="dxa"/>
-              <w:right w:w="120" w:type="dxa"/>
-            </w:tcMar>
-          </w:tcPr>
-          <w:p>
-            <w:pPr>
-              <w:spacing w:line="260" w:lineRule="auto"/>
-            </w:pPr>
-            <w:r>
-              <w:rPr>
-                <w:sz w:val="19"/>
-                <w:szCs w:val="19"/>
-              </w:rPr>
               <w:t>5</w:t>
             </w:r>
           </w:p>
@@ -7488,7 +7253,7 @@
         <w:pStyle w:val="Heading2"/>
         <w:spacing w:before="240" w:after="120"/>
       </w:pPr>
-      <w:bookmarkStart w:id="15" w:name="_Toc239273221"/>
+      <w:bookmarkStart w:id="13" w:name="_Toc239273221"/>
       <w:r>
         <w:rPr>
           <w:sz w:val="23"/>
@@ -7496,7 +7261,7 @@
         </w:rPr>
         <w:t>איך כל פעולת-כתיבה עובדת</w:t>
       </w:r>
-      <w:bookmarkEnd w:id="15"/>
+      <w:bookmarkEnd w:id="13"/>
     </w:p>
     <w:p>
       <w:pPr>
@@ -7506,446 +7271,53 @@
         <w:t>זה התהליך הגנרי שעומד מאחורי כל פעולה שמשנה נתונים באפליקציה — המקביל-בכתיבה ל"מסך שנטען" שמעלה.</w:t>
       </w:r>
     </w:p>
-    <w:tbl>
-      <w:tblPr>
-        <w:bidiVisual/>
-        <w:tblW w:w="9360" w:type="dxa"/>
-        <w:tblBorders>
-          <w:top w:val="single" w:sz="4" w:space="0" w:color="000000"/>
-          <w:left w:val="single" w:sz="4" w:space="0" w:color="000000"/>
-          <w:bottom w:val="single" w:sz="4" w:space="0" w:color="000000"/>
-          <w:right w:val="single" w:sz="4" w:space="0" w:color="000000"/>
-          <w:insideH w:val="single" w:sz="4" w:space="0" w:color="000000"/>
-          <w:insideV w:val="single" w:sz="4" w:space="0" w:color="000000"/>
-        </w:tblBorders>
-        <w:tblCellMar>
-          <w:left w:w="10" w:type="dxa"/>
-          <w:right w:w="10" w:type="dxa"/>
-        </w:tblCellMar>
-        <w:tblLook w:val="04A0" w:firstRow="1" w:lastRow="0" w:firstColumn="1" w:lastColumn="0" w:noHBand="0" w:noVBand="1"/>
-      </w:tblPr>
-      <w:tblGrid>
-        <w:gridCol w:w="1200"/>
-        <w:gridCol w:w="8160"/>
-      </w:tblGrid>
-      <w:tr>
-        <w:trPr>
-          <w:cantSplit/>
-          <w:tblHeader/>
-        </w:trPr>
-        <w:tc>
-          <w:tcPr>
-            <w:tcW w:w="1200" w:type="dxa"/>
-            <w:shd w:val="clear" w:color="auto" w:fill="D9D9D9"/>
-            <w:tcMar>
-              <w:top w:w="90" w:type="dxa"/>
-              <w:left w:w="120" w:type="dxa"/>
-              <w:bottom w:w="90" w:type="dxa"/>
-              <w:right w:w="120" w:type="dxa"/>
-            </w:tcMar>
-          </w:tcPr>
-          <w:p>
-            <w:pPr>
-              <w:spacing w:line="260" w:lineRule="auto"/>
-            </w:pPr>
-            <w:r>
-              <w:rPr>
-                <w:b/>
-                <w:bCs/>
-                <w:color w:val="000000"/>
-                <w:sz w:val="19"/>
-                <w:szCs w:val="19"/>
-              </w:rPr>
-              <w:t>שלב</w:t>
-            </w:r>
-          </w:p>
-        </w:tc>
-        <w:tc>
-          <w:tcPr>
-            <w:tcW w:w="8160" w:type="dxa"/>
-            <w:shd w:val="clear" w:color="auto" w:fill="D9D9D9"/>
-            <w:tcMar>
-              <w:top w:w="90" w:type="dxa"/>
-              <w:left w:w="120" w:type="dxa"/>
-              <w:bottom w:w="90" w:type="dxa"/>
-              <w:right w:w="120" w:type="dxa"/>
-            </w:tcMar>
-          </w:tcPr>
-          <w:p>
-            <w:pPr>
-              <w:spacing w:line="260" w:lineRule="auto"/>
-            </w:pPr>
-            <w:r>
-              <w:rPr>
-                <w:b/>
-                <w:bCs/>
-                <w:color w:val="000000"/>
-                <w:sz w:val="19"/>
-                <w:szCs w:val="19"/>
-              </w:rPr>
-              <w:t>מה קורה</w:t>
-            </w:r>
-          </w:p>
-        </w:tc>
-      </w:tr>
-      <w:tr>
-        <w:trPr>
-          <w:cantSplit/>
-        </w:trPr>
-        <w:tc>
-          <w:tcPr>
-            <w:tcW w:w="1200" w:type="dxa"/>
-            <w:tcMar>
-              <w:top w:w="90" w:type="dxa"/>
-              <w:left w:w="120" w:type="dxa"/>
-              <w:bottom w:w="90" w:type="dxa"/>
-              <w:right w:w="120" w:type="dxa"/>
-            </w:tcMar>
-          </w:tcPr>
-          <w:p>
-            <w:pPr>
-              <w:spacing w:line="260" w:lineRule="auto"/>
-            </w:pPr>
-            <w:r>
-              <w:rPr>
-                <w:sz w:val="19"/>
-                <w:szCs w:val="19"/>
-              </w:rPr>
-              <w:t>1</w:t>
-            </w:r>
-          </w:p>
-        </w:tc>
-        <w:tc>
-          <w:tcPr>
-            <w:tcW w:w="8160" w:type="dxa"/>
-            <w:tcMar>
-              <w:top w:w="90" w:type="dxa"/>
-              <w:left w:w="120" w:type="dxa"/>
-              <w:bottom w:w="90" w:type="dxa"/>
-              <w:right w:w="120" w:type="dxa"/>
-            </w:tcMar>
-          </w:tcPr>
-          <w:p>
-            <w:pPr>
-              <w:spacing w:line="260" w:lineRule="auto"/>
-            </w:pPr>
-            <w:r>
-              <w:rPr>
-                <w:sz w:val="19"/>
-                <w:szCs w:val="19"/>
-              </w:rPr>
-              <w:t>קליק בממשק</w:t>
-            </w:r>
-          </w:p>
-        </w:tc>
-      </w:tr>
-      <w:tr>
-        <w:trPr>
-          <w:cantSplit/>
-        </w:trPr>
-        <w:tc>
-          <w:tcPr>
-            <w:tcW w:w="1200" w:type="dxa"/>
-            <w:tcMar>
-              <w:top w:w="90" w:type="dxa"/>
-              <w:left w:w="120" w:type="dxa"/>
-              <w:bottom w:w="90" w:type="dxa"/>
-              <w:right w:w="120" w:type="dxa"/>
-            </w:tcMar>
-          </w:tcPr>
-          <w:p>
-            <w:pPr>
-              <w:spacing w:line="260" w:lineRule="auto"/>
-            </w:pPr>
-            <w:r>
-              <w:rPr>
-                <w:sz w:val="19"/>
-                <w:szCs w:val="19"/>
-              </w:rPr>
-              <w:t>2</w:t>
-            </w:r>
-          </w:p>
-        </w:tc>
-        <w:tc>
-          <w:tcPr>
-            <w:tcW w:w="8160" w:type="dxa"/>
-            <w:tcMar>
-              <w:top w:w="90" w:type="dxa"/>
-              <w:left w:w="120" w:type="dxa"/>
-              <w:bottom w:w="90" w:type="dxa"/>
-              <w:right w:w="120" w:type="dxa"/>
-            </w:tcMar>
-          </w:tcPr>
-          <w:p>
-            <w:pPr>
-              <w:spacing w:line="260" w:lineRule="auto"/>
-            </w:pPr>
-            <w:r>
-              <w:rPr>
-                <w:sz w:val="19"/>
-                <w:szCs w:val="19"/>
-              </w:rPr>
-              <w:t>Server Action מופעל</w:t>
-            </w:r>
-          </w:p>
-        </w:tc>
-      </w:tr>
-      <w:tr>
-        <w:trPr>
-          <w:cantSplit/>
-        </w:trPr>
-        <w:tc>
-          <w:tcPr>
-            <w:tcW w:w="1200" w:type="dxa"/>
-            <w:tcMar>
-              <w:top w:w="90" w:type="dxa"/>
-              <w:left w:w="120" w:type="dxa"/>
-              <w:bottom w:w="90" w:type="dxa"/>
-              <w:right w:w="120" w:type="dxa"/>
-            </w:tcMar>
-          </w:tcPr>
-          <w:p>
-            <w:pPr>
-              <w:spacing w:line="260" w:lineRule="auto"/>
-            </w:pPr>
-            <w:r>
-              <w:rPr>
-                <w:sz w:val="19"/>
-                <w:szCs w:val="19"/>
-              </w:rPr>
-              <w:t>3</w:t>
-            </w:r>
-          </w:p>
-        </w:tc>
-        <w:tc>
-          <w:tcPr>
-            <w:tcW w:w="8160" w:type="dxa"/>
-            <w:tcMar>
-              <w:top w:w="90" w:type="dxa"/>
-              <w:left w:w="120" w:type="dxa"/>
-              <w:bottom w:w="90" w:type="dxa"/>
-              <w:right w:w="120" w:type="dxa"/>
-            </w:tcMar>
-          </w:tcPr>
-          <w:p>
-            <w:pPr>
-              <w:spacing w:line="260" w:lineRule="auto"/>
-            </w:pPr>
-            <w:r>
-              <w:rPr>
-                <w:sz w:val="19"/>
-                <w:szCs w:val="19"/>
-              </w:rPr>
-              <w:t>אימות — המשתמש מחובר?</w:t>
-            </w:r>
-          </w:p>
-        </w:tc>
-      </w:tr>
-      <w:tr>
-        <w:trPr>
-          <w:cantSplit/>
-        </w:trPr>
-        <w:tc>
-          <w:tcPr>
-            <w:tcW w:w="1200" w:type="dxa"/>
-            <w:tcMar>
-              <w:top w:w="90" w:type="dxa"/>
-              <w:left w:w="120" w:type="dxa"/>
-              <w:bottom w:w="90" w:type="dxa"/>
-              <w:right w:w="120" w:type="dxa"/>
-            </w:tcMar>
-          </w:tcPr>
-          <w:p>
-            <w:pPr>
-              <w:spacing w:line="260" w:lineRule="auto"/>
-            </w:pPr>
-            <w:r>
-              <w:rPr>
-                <w:sz w:val="19"/>
-                <w:szCs w:val="19"/>
-              </w:rPr>
-              <w:t>4</w:t>
-            </w:r>
-          </w:p>
-        </w:tc>
-        <w:tc>
-          <w:tcPr>
-            <w:tcW w:w="8160" w:type="dxa"/>
-            <w:tcMar>
-              <w:top w:w="90" w:type="dxa"/>
-              <w:left w:w="120" w:type="dxa"/>
-              <w:bottom w:w="90" w:type="dxa"/>
-              <w:right w:w="120" w:type="dxa"/>
-            </w:tcMar>
-          </w:tcPr>
-          <w:p>
-            <w:pPr>
-              <w:spacing w:line="260" w:lineRule="auto"/>
-            </w:pPr>
-            <w:r>
-              <w:rPr>
-                <w:sz w:val="19"/>
-                <w:szCs w:val="19"/>
-              </w:rPr>
-              <w:t>ולידציה — הנתונים תקינים?</w:t>
-            </w:r>
-          </w:p>
-        </w:tc>
-      </w:tr>
-      <w:tr>
-        <w:trPr>
-          <w:cantSplit/>
-        </w:trPr>
-        <w:tc>
-          <w:tcPr>
-            <w:tcW w:w="1200" w:type="dxa"/>
-            <w:tcMar>
-              <w:top w:w="90" w:type="dxa"/>
-              <w:left w:w="120" w:type="dxa"/>
-              <w:bottom w:w="90" w:type="dxa"/>
-              <w:right w:w="120" w:type="dxa"/>
-            </w:tcMar>
-          </w:tcPr>
-          <w:p>
-            <w:pPr>
-              <w:spacing w:line="260" w:lineRule="auto"/>
-            </w:pPr>
-            <w:r>
-              <w:rPr>
-                <w:sz w:val="19"/>
-                <w:szCs w:val="19"/>
-              </w:rPr>
-              <w:t>5</w:t>
-            </w:r>
-          </w:p>
-        </w:tc>
-        <w:tc>
-          <w:tcPr>
-            <w:tcW w:w="8160" w:type="dxa"/>
-            <w:tcMar>
-              <w:top w:w="90" w:type="dxa"/>
-              <w:left w:w="120" w:type="dxa"/>
-              <w:bottom w:w="90" w:type="dxa"/>
-              <w:right w:w="120" w:type="dxa"/>
-            </w:tcMar>
-          </w:tcPr>
-          <w:p>
-            <w:pPr>
-              <w:spacing w:line="260" w:lineRule="auto"/>
-            </w:pPr>
-            <w:r>
-              <w:rPr>
-                <w:sz w:val="19"/>
-                <w:szCs w:val="19"/>
-              </w:rPr>
-              <w:t>כתיבה למסד</w:t>
-            </w:r>
-          </w:p>
-        </w:tc>
-      </w:tr>
-      <w:tr>
-        <w:trPr>
-          <w:cantSplit/>
-        </w:trPr>
-        <w:tc>
-          <w:tcPr>
-            <w:tcW w:w="1200" w:type="dxa"/>
-            <w:tcMar>
-              <w:top w:w="90" w:type="dxa"/>
-              <w:left w:w="120" w:type="dxa"/>
-              <w:bottom w:w="90" w:type="dxa"/>
-              <w:right w:w="120" w:type="dxa"/>
-            </w:tcMar>
-          </w:tcPr>
-          <w:p>
-            <w:pPr>
-              <w:spacing w:line="260" w:lineRule="auto"/>
-            </w:pPr>
-            <w:r>
-              <w:rPr>
-                <w:sz w:val="19"/>
-                <w:szCs w:val="19"/>
-              </w:rPr>
-              <w:t>6</w:t>
-            </w:r>
-          </w:p>
-        </w:tc>
-        <w:tc>
-          <w:tcPr>
-            <w:tcW w:w="8160" w:type="dxa"/>
-            <w:tcMar>
-              <w:top w:w="90" w:type="dxa"/>
-              <w:left w:w="120" w:type="dxa"/>
-              <w:bottom w:w="90" w:type="dxa"/>
-              <w:right w:w="120" w:type="dxa"/>
-            </w:tcMar>
-          </w:tcPr>
-          <w:p>
-            <w:pPr>
-              <w:spacing w:line="260" w:lineRule="auto"/>
-            </w:pPr>
-            <w:r>
-              <w:rPr>
-                <w:sz w:val="19"/>
-                <w:szCs w:val="19"/>
-              </w:rPr>
-              <w:t>revalidatePath</w:t>
-            </w:r>
-          </w:p>
-        </w:tc>
-      </w:tr>
-      <w:tr>
-        <w:trPr>
-          <w:cantSplit/>
-        </w:trPr>
-        <w:tc>
-          <w:tcPr>
-            <w:tcW w:w="1200" w:type="dxa"/>
-            <w:tcMar>
-              <w:top w:w="90" w:type="dxa"/>
-              <w:left w:w="120" w:type="dxa"/>
-              <w:bottom w:w="90" w:type="dxa"/>
-              <w:right w:w="120" w:type="dxa"/>
-            </w:tcMar>
-          </w:tcPr>
-          <w:p>
-            <w:pPr>
-              <w:spacing w:line="260" w:lineRule="auto"/>
-            </w:pPr>
-            <w:r>
-              <w:rPr>
-                <w:sz w:val="19"/>
-                <w:szCs w:val="19"/>
-              </w:rPr>
-              <w:t>7</w:t>
-            </w:r>
-          </w:p>
-        </w:tc>
-        <w:tc>
-          <w:tcPr>
-            <w:tcW w:w="8160" w:type="dxa"/>
-            <w:tcMar>
-              <w:top w:w="90" w:type="dxa"/>
-              <w:left w:w="120" w:type="dxa"/>
-              <w:bottom w:w="90" w:type="dxa"/>
-              <w:right w:w="120" w:type="dxa"/>
-            </w:tcMar>
-          </w:tcPr>
-          <w:p>
-            <w:pPr>
-              <w:spacing w:line="260" w:lineRule="auto"/>
-            </w:pPr>
-            <w:r>
-              <w:rPr>
-                <w:sz w:val="19"/>
-                <w:szCs w:val="19"/>
-              </w:rPr>
-              <w:t>רינדור מחדש של העמוד</w:t>
-            </w:r>
-          </w:p>
-        </w:tc>
-      </w:tr>
-    </w:tbl>
+    <w:p>
+      <w:pPr>
+        <w:keepNext/>
+        <w:spacing w:before="120" w:after="200"/>
+        <w:jc w:val="center"/>
+      </w:pPr>
+      <w:r>
+        <w:rPr>
+          <w:noProof/>
+        </w:rPr>
+        <w:drawing>
+          <wp:inline distT="0" distB="0" distL="0" distR="0" wp14:anchorId="5E365745" wp14:editId="65BECEE7">
+            <wp:extent cx="5760720" cy="1651406"/>
+            <wp:effectExtent l="0" t="0" r="0" b="0"/>
+            <wp:docPr id="103" name="Picture 103"/>
+            <wp:cNvGraphicFramePr>
+              <a:graphicFrameLocks xmlns:a="http://schemas.openxmlformats.org/drawingml/2006/main" noChangeAspect="1"/>
+            </wp:cNvGraphicFramePr>
+            <a:graphic xmlns:a="http://schemas.openxmlformats.org/drawingml/2006/main">
+              <a:graphicData uri="http://schemas.openxmlformats.org/drawingml/2006/picture">
+                <pic:pic xmlns:pic="http://schemas.openxmlformats.org/drawingml/2006/picture">
+                  <pic:nvPicPr>
+                    <pic:cNvPr id="103" name="Picture 103"/>
+                    <pic:cNvPicPr/>
+                  </pic:nvPicPr>
+                  <pic:blipFill>
+                    <a:blip r:embed="rId9"/>
+                    <a:stretch>
+                      <a:fillRect/>
+                    </a:stretch>
+                  </pic:blipFill>
+                  <pic:spPr>
+                    <a:xfrm>
+                      <a:off x="0" y="0"/>
+                      <a:ext cx="5760720" cy="1651406"/>
+                    </a:xfrm>
+                    <a:prstGeom prst="rect">
+                      <a:avLst/>
+                    </a:prstGeom>
+                  </pic:spPr>
+                </pic:pic>
+              </a:graphicData>
+            </a:graphic>
+          </wp:inline>
+        </w:drawing>
+      </w:r>
+    </w:p>
     <w:p>
       <w:pPr>
         <w:spacing w:after="140" w:line="300" w:lineRule="auto"/>
@@ -7989,7 +7361,7 @@
         <w:pageBreakBefore/>
         <w:spacing w:before="320" w:after="120"/>
       </w:pPr>
-      <w:bookmarkStart w:id="16" w:name="_Toc239273222"/>
+      <w:bookmarkStart w:id="14" w:name="_Toc239273222"/>
       <w:r>
         <w:rPr>
           <w:sz w:val="27"/>
@@ -7998,7 +7370,7 @@
         <w:lastRenderedPageBreak/>
         <w:t>6. משתמשים והרשאות</w:t>
       </w:r>
-      <w:bookmarkEnd w:id="16"/>
+      <w:bookmarkEnd w:id="14"/>
     </w:p>
     <w:p>
       <w:pPr>
@@ -8040,10 +7412,57 @@
     </w:p>
     <w:p>
       <w:pPr>
+        <w:keepNext/>
+        <w:spacing w:before="120" w:after="200"/>
+        <w:jc w:val="center"/>
+      </w:pPr>
+      <w:r>
+        <w:rPr>
+          <w:noProof/>
+        </w:rPr>
+        <w:drawing>
+          <wp:inline distT="0" distB="0" distL="0" distR="0" wp14:anchorId="64144FC7" wp14:editId="7A4579A7">
+            <wp:extent cx="5760720" cy="2573121"/>
+            <wp:effectExtent l="0" t="0" r="0" b="0"/>
+            <wp:docPr id="104" name="Picture 104"/>
+            <wp:cNvGraphicFramePr>
+              <a:graphicFrameLocks xmlns:a="http://schemas.openxmlformats.org/drawingml/2006/main" noChangeAspect="1"/>
+            </wp:cNvGraphicFramePr>
+            <a:graphic xmlns:a="http://schemas.openxmlformats.org/drawingml/2006/main">
+              <a:graphicData uri="http://schemas.openxmlformats.org/drawingml/2006/picture">
+                <pic:pic xmlns:pic="http://schemas.openxmlformats.org/drawingml/2006/picture">
+                  <pic:nvPicPr>
+                    <pic:cNvPr id="104" name="Picture 104"/>
+                    <pic:cNvPicPr/>
+                  </pic:nvPicPr>
+                  <pic:blipFill>
+                    <a:blip r:embed="rId10"/>
+                    <a:stretch>
+                      <a:fillRect/>
+                    </a:stretch>
+                  </pic:blipFill>
+                  <pic:spPr>
+                    <a:xfrm>
+                      <a:off x="0" y="0"/>
+                      <a:ext cx="5760720" cy="2573121"/>
+                    </a:xfrm>
+                    <a:prstGeom prst="rect">
+                      <a:avLst/>
+                    </a:prstGeom>
+                  </pic:spPr>
+                </pic:pic>
+              </a:graphicData>
+            </a:graphic>
+          </wp:inline>
+        </w:drawing>
+      </w:r>
+    </w:p>
+    <w:p>
+      <w:pPr>
         <w:pStyle w:val="Heading2"/>
         <w:spacing w:before="240" w:after="120"/>
       </w:pPr>
-      <w:bookmarkStart w:id="17" w:name="_Toc239273223"/>
+      <w:bookmarkStart w:id="15" w:name="_Toc239273223"/>
       <w:r>
         <w:rPr>
           <w:b/>
@@ -8053,7 +7472,7 @@
         </w:rPr>
         <w:t>שני תפקידים, וחשבון אחד יכול להיות שניהם</w:t>
       </w:r>
-      <w:bookmarkEnd w:id="17"/>
+      <w:bookmarkEnd w:id="15"/>
     </w:p>
     <w:p>
       <w:pPr>
@@ -8371,7 +7790,7 @@
         <w:pStyle w:val="Heading2"/>
         <w:spacing w:before="240" w:after="120"/>
       </w:pPr>
-      <w:bookmarkStart w:id="18" w:name="_Toc239273224"/>
+      <w:bookmarkStart w:id="16" w:name="_Toc239273224"/>
       <w:r>
         <w:rPr>
           <w:sz w:val="23"/>
@@ -8379,7 +7798,7 @@
         </w:rPr>
         <w:t>ההרשאה נאכפת במסד — כיסוי מלא</w:t>
       </w:r>
-      <w:bookmarkEnd w:id="18"/>
+      <w:bookmarkEnd w:id="16"/>
     </w:p>
     <w:p>
       <w:pPr>
@@ -8752,6 +8171,7 @@
           <w:b/>
           <w:bCs/>
         </w:rPr>
+        <w:lastRenderedPageBreak/>
         <w:t>הדפוס:</w:t>
       </w:r>
       <w:r>
@@ -8890,7 +8310,6 @@
         <w:spacing w:after="140" w:line="300" w:lineRule="auto"/>
       </w:pPr>
       <w:r>
-        <w:lastRenderedPageBreak/>
         <w:t>– מחזירה אם שורה השתנתה בפועל, כדי ש"נוסף" לא יופיע מעל מחזור שנשאר ריק</w:t>
       </w:r>
     </w:p>
@@ -8899,7 +8318,7 @@
         <w:pStyle w:val="Heading2"/>
         <w:spacing w:before="240" w:after="120"/>
       </w:pPr>
-      <w:bookmarkStart w:id="19" w:name="_Toc239273225"/>
+      <w:bookmarkStart w:id="17" w:name="_Toc239273225"/>
       <w:r>
         <w:rPr>
           <w:sz w:val="23"/>
@@ -8907,15 +8326,14 @@
         </w:rPr>
         <w:t>פוסטגרס לא צועק כשהוא מסרב</w:t>
       </w:r>
-      <w:bookmarkEnd w:id="19"/>
+      <w:bookmarkEnd w:id="17"/>
     </w:p>
     <w:p>
       <w:pPr>
         <w:spacing w:after="140" w:line="300" w:lineRule="auto"/>
       </w:pPr>
       <w:r>
-        <w:rPr/>
-        <w:t xml:space="preserve">מדיניות RLS שלא מתירה שורה לא מחזירה שגיאה — היא מתאימה אפס שורות והקריאה מדווחת הצלחה. לכן כל כתיבה רגישה מבקשת בחזרה את השורות שהשתנו, ואפס נרשם כסירוב ביומן השרת. מה זה עלה לנו לפני שידענו — מסמך אבטחת המידע, §2.</w:t>
+        <w:t>מדיניות RLS שלא מתירה שורה לא מחזירה שגיאה — היא מתאימה אפס שורות והקריאה מדווחת הצלחה. לכן כל כתיבה רגישה מבקשת בחזרה את השורות שהשתנו, ואפס נרשם כסירוב ביומן השרת. מה זה עלה לנו לפני שידענו — מסמך אבטחת המידע, סעיף 2.</w:t>
       </w:r>
     </w:p>
     <w:p>
@@ -8923,7 +8341,7 @@
         <w:pStyle w:val="Heading1"/>
         <w:spacing w:before="320" w:after="120"/>
       </w:pPr>
-      <w:bookmarkStart w:id="20" w:name="_Toc239273226"/>
+      <w:bookmarkStart w:id="18" w:name="_Toc239273226"/>
       <w:r>
         <w:rPr>
           <w:sz w:val="27"/>
@@ -8931,7 +8349,7 @@
         </w:rPr>
         <w:t>7. ספריות ושירותים חיצוניים</w:t>
       </w:r>
-      <w:bookmarkEnd w:id="20"/>
+      <w:bookmarkEnd w:id="18"/>
     </w:p>
     <w:tbl>
       <w:tblPr>
@@ -9736,15 +9154,16 @@
         <w:pStyle w:val="Heading2"/>
         <w:spacing w:before="240" w:after="120"/>
       </w:pPr>
-      <w:bookmarkStart w:id="21" w:name="_Toc239273227"/>
+      <w:bookmarkStart w:id="19" w:name="_Toc239273227"/>
       <w:r>
         <w:rPr>
           <w:sz w:val="23"/>
           <w:szCs w:val="23"/>
         </w:rPr>
+        <w:lastRenderedPageBreak/>
         <w:t>ומה לא נכנס, בכוונה</w:t>
       </w:r>
-      <w:bookmarkEnd w:id="21"/>
+      <w:bookmarkEnd w:id="19"/>
     </w:p>
     <w:tbl>
       <w:tblPr>
@@ -9982,7 +9401,7 @@
                 <w:sz w:val="19"/>
                 <w:szCs w:val="19"/>
               </w:rPr>
-              <w:t>העיצוב נבנה מאפס על אסימוני צבע, כי המראה הוא בידול מוצרי (ראו אפיון מוצר §6) ולא משהו שמייבאים.</w:t>
+              <w:t>העיצוב נבנה מאפס על אסימוני צבע, כי המראה הוא בידול מוצרי (ראו אפיון מוצר סעיף 6) ולא משהו שמייבאים.</w:t>
             </w:r>
           </w:p>
         </w:tc>
@@ -10004,11 +9423,15 @@
           <w:p>
             <w:pPr>
               <w:spacing w:line="260" w:lineRule="auto"/>
-            </w:pPr>
-            <w:r>
               <w:rPr>
                 <w:b/>
                 <w:bCs/>
+              </w:rPr>
+            </w:pPr>
+            <w:r>
+              <w:rPr>
+                <w:b/>
+                <w:bCs/>
                 <w:sz w:val="19"/>
                 <w:szCs w:val="19"/>
               </w:rPr>
@@ -10035,7 +9458,7 @@
                 <w:sz w:val="19"/>
                 <w:szCs w:val="19"/>
               </w:rPr>
-              <w:t>ההסבר והתשובות של Ask Runi מחושבים ולא נוצרים (ראו אפיון מוצר §8). הגרסה הבאה מחברת את Ask Runi ל-Grok מעל השכבה הזו: המודל מנסח, הפונקציות מחשבות.</w:t>
+              <w:t>ההסבר והתשובות של Ask Runi מחושבים ולא נוצרים (ראו אפיון מוצר סעיף 8). הגרסה הבאה מחברת את Ask Runi ל-Grok מעל השכבה הזו: המודל מנסח, הפונקציות מחשבות.</w:t>
             </w:r>
           </w:p>
         </w:tc>
@@ -10057,9 +9480,15 @@
           <w:p>
             <w:pPr>
               <w:spacing w:line="260" w:lineRule="auto"/>
-            </w:pPr>
-            <w:r>
-              <w:rPr>
+              <w:rPr>
+                <w:b/>
+                <w:bCs/>
+              </w:rPr>
+            </w:pPr>
+            <w:r>
+              <w:rPr>
+                <w:b/>
+                <w:bCs/>
                 <w:sz w:val="19"/>
                 <w:szCs w:val="19"/>
               </w:rPr>
@@ -10108,13 +9537,18 @@
           <w:p>
             <w:pPr>
               <w:spacing w:line="260" w:lineRule="auto"/>
-            </w:pPr>
-            <w:r>
-              <w:rPr>
-                <w:sz w:val="19"/>
-                <w:szCs w:val="19"/>
-              </w:rPr>
-              <w:lastRenderedPageBreak/>
+              <w:rPr>
+                <w:b/>
+                <w:bCs/>
+              </w:rPr>
+            </w:pPr>
+            <w:r>
+              <w:rPr>
+                <w:b/>
+                <w:bCs/>
+                <w:sz w:val="19"/>
+                <w:szCs w:val="19"/>
+              </w:rPr>
               <w:t>Supabase CLI</w:t>
             </w:r>
           </w:p>
@@ -10160,9 +9594,15 @@
           <w:p>
             <w:pPr>
               <w:spacing w:line="260" w:lineRule="auto"/>
-            </w:pPr>
-            <w:r>
-              <w:rPr>
+              <w:rPr>
+                <w:b/>
+                <w:bCs/>
+              </w:rPr>
+            </w:pPr>
+            <w:r>
+              <w:rPr>
+                <w:b/>
+                <w:bCs/>
                 <w:sz w:val="19"/>
                 <w:szCs w:val="19"/>
               </w:rPr>
@@ -10197,8 +9637,8 @@
     </w:tbl>
     <w:p/>
     <w:sectPr>
-      <w:headerReference w:type="default" r:id="rId8"/>
-      <w:footerReference w:type="default" r:id="rId9"/>
+      <w:headerReference w:type="default" r:id="rId11"/>
+      <w:footerReference w:type="default" r:id="rId12"/>
       <w:pgSz w:w="12240" w:h="15840"/>
       <w:pgMar w:top="1200" w:right="1440" w:bottom="1200" w:left="1440" w:header="708" w:footer="708" w:gutter="0"/>
       <w:cols w:space="720"/>

--- a/docs/הגשה סופית/2 - מסמך ארכיטקטורת תוכנה - Runi.docx
+++ b/docs/הגשה סופית/2 - מסמך ארכיטקטורת תוכנה - Runi.docx
@@ -3611,6 +3611,22 @@
         </w:tc>
       </w:tr>
     </w:tbl>
+    <w:p>
+      <w:pPr>
+        <w:spacing w:after="140" w:line="300" w:lineRule="auto"/>
+      </w:pPr>
+      <w:r>
+        <w:rPr>
+          <w:b/>
+          <w:bCs/>
+        </w:rPr>
+        <w:t xml:space="preserve">שתי טבלאות נוספות קיימות בסכימה ואינן בשימוש בגרסה זו: </w:t>
+      </w:r>
+      <w:r>
+        <w:rPr/>
+        <w:t xml:space="preserve">strava_connections — שמורה לאינטגרציה ישירה ל-Strava (היום כל השעונים מגיעים דרך intervals.icu), ו-plan_adjustments — יומן היסטורי של התאמות; בגרסה זו הסיבה להתאמה נכתבת על האימון עצמו (adjusted_reason). יחד עם 15 הטבלאות שלמעלה: 17 טבלאות, כולן תחת RLS.</w:t>
+      </w:r>
+    </w:p>
     <w:p>
       <w:pPr>
         <w:spacing w:after="200"/>
@@ -6607,7 +6623,7 @@
         <w:spacing w:after="140" w:line="300" w:lineRule="auto"/>
       </w:pPr>
       <w:r>
-        <w:t>55 פעולות בשלושה-עשר קבצים. הן לא REST: קומפוננטה קוראת לפונקציה, Next.js עושה את הקריאה ברשת, והטיפוסים משותפים לשני הצדדים.</w:t>
+        <w:t>47 פעולות באחד-עשר קבצים. הן לא REST: קומפוננטה קוראת לפונקציה, Next.js עושה את הקריאה ברשת, והטיפוסים משותפים לשני הצדדים.</w:t>
       </w:r>
     </w:p>
     <w:p>
@@ -7486,46 +7502,7 @@
           <w:szCs w:val="19"/>
           <w:rtl w:val="0"/>
         </w:rPr>
-        <w:t>profiles.role</w:t>
-      </w:r>
-      <w:r>
-        <w:t xml:space="preserve"> הוא </w:t>
-      </w:r>
-      <w:r>
-        <w:rPr>
-          <w:rFonts w:ascii="Courier New" w:eastAsia="Courier New" w:hAnsi="Courier New" w:cs="Courier New"/>
-          <w:color w:val="8A3A2A"/>
-          <w:sz w:val="19"/>
-          <w:szCs w:val="19"/>
-          <w:rtl w:val="0"/>
-        </w:rPr>
-        <w:t>athlete</w:t>
-      </w:r>
-      <w:r>
-        <w:t xml:space="preserve"> או </w:t>
-      </w:r>
-      <w:r>
-        <w:rPr>
-          <w:rFonts w:ascii="Courier New" w:eastAsia="Courier New" w:hAnsi="Courier New" w:cs="Courier New"/>
-          <w:color w:val="8A3A2A"/>
-          <w:sz w:val="19"/>
-          <w:szCs w:val="19"/>
-          <w:rtl w:val="0"/>
-        </w:rPr>
-        <w:t>coach</w:t>
-      </w:r>
-      <w:r>
-        <w:t xml:space="preserve">. הוא מחליט </w:t>
-      </w:r>
-      <w:r>
-        <w:rPr>
-          <w:b/>
-          <w:bCs/>
-        </w:rPr>
-        <w:t>מה מוצג</w:t>
-      </w:r>
-      <w:r>
-        <w:t xml:space="preserve"> — לא מה מותר. מאמן רואה גם את צד האתלט ("האימונים שלי"), כי מאמני ריצה רצים.</w:t>
+        <w:t xml:space="preserve">profiles.role הוא athlete או coach, נקבע בהרשמה ונעול לשינוי מצד הלקוח (טריגר במיגרציה 0024). הוא מחליט מה מוצג — לא מה מותר. מאמן רואה גם את צד האתלט ("האימונים שלי"), כי מאמני ריצה רצים.</w:t>
       </w:r>
     </w:p>
     <w:tbl>
@@ -7779,7 +7756,7 @@
                 <w:sz w:val="19"/>
                 <w:szCs w:val="19"/>
               </w:rPr>
-              <w:t>RLS: רואה ורושם שורות שבהן קיים קשר פעיל ב-coach_athletes; יכול ליצור מרוץ יעד ותוכנית לרץ שלו (מאז מיגרציה 0020); לא יכול לעדכן את שורת coach_athletes עצמה.</w:t>
+              <w:t>RLS: רואה ורושם שורות שבהן קיים קשר פעיל ב-coach_athletes; יכול ליצור מרוץ יעד ותוכנית לרץ שלו (מאז מיגרציה 0020); לא יכול לעדכן את שורת coach_athletes עצמה — ומאז מיגרציה 0024 אף צד אינו כותב עליה ישירות: הקשר נוצר רק ב-join_coach ומשובץ למחזור רק ב-set_athlete_cycle.</w:t>
             </w:r>
           </w:p>
         </w:tc>
@@ -7805,7 +7782,7 @@
         <w:spacing w:after="140" w:line="300" w:lineRule="auto"/>
       </w:pPr>
       <w:r>
-        <w:t>כל 17 הטבלאות מוגנות ב-RLS, בלי יוצא מן הכלל — כיסוי מלא. בסך הכל 44 כללים, פזורים בין הטבלאות לפי הצורך של כל אחת.</w:t>
+        <w:t>כל 17 הטבלאות מוגנות ב-RLS, בלי יוצא מן הכלל — כיסוי מלא. בסך הכל 41 כללים, פזורים בין הטבלאות לפי הצורך של כל אחת.</w:t>
       </w:r>
     </w:p>
     <w:tbl>
@@ -8255,7 +8232,7 @@
         <w:t>מדיניות ה-INSERT על הטבלה הזו היא כל גבול האבטחה</w:t>
       </w:r>
       <w:r>
-        <w:t>. היא בדקה את העמודה הלא נכונה. ראו מסמך האבטחה.</w:t>
+        <w:t>. היא בדקה את העמודה הלא נכונה (תוקן ב-0013), ובסקירה שלפני ההגשה נסגרה גם הכתיבה הישירה עליה מהדפדפן (0024). ראו מסמך האבטחה, סעיף 4.</w:t>
       </w:r>
     </w:p>
     <w:p>
@@ -8270,7 +8247,7 @@
         <w:t xml:space="preserve">מה מאמן רשאי לכתוב. </w:t>
       </w:r>
       <w:r>
-        <w:t>מאז מיגרציה 0020, מאמן יכול ליצור מרוץ יעד ותוכנית עבור רץ שלו — כך נבנית תוכנית לרץ שמשובץ למחזור. את שורת הקשר עצמה (coach_athletes) הוא עדיין לא יכול לעדכן: היא הסכמה של הרץ בלבד.</w:t>
+        <w:t>מאז מיגרציה 0020, מאמן יכול ליצור מרוץ יעד ותוכנית עבור רץ שלו — כך נבנית תוכנית לרץ שמשובץ למחזור. את שורת הקשר עצמה (coach_athletes) איש אינו מעדכן ישירות: היא נוצרת רק כשהרץ מקליד קוד (join_coach) — הסכמה של הרץ בלבד.</w:t>
       </w:r>
     </w:p>
     <w:p>
